--- a/docs/Print-Work-Order-Technical-Deep-Dive.docx
+++ b/docs/Print-Work-Order-Technical-Deep-Dive.docx
@@ -891,7 +891,7 @@
                 <w:color w:val="1A1A1A"/>
                 <w:sz w:val="19"/>
               </w:rPr>
-              <w:t xml:space="preserve">  "supportEmail": "rohandeep.rajanwal@geotab.com",</w:t>
+              <w:t xml:space="preserve">  "supportEmail": "rohandeeprajanwal@geotab.com",</w:t>
             </w:r>
           </w:p>
           <w:p>
